--- a/rapports/16_02_2026/EL_MOUSTAPHA/coh_EQ23_sup_091201030007.docx
+++ b/rapports/16_02_2026/EL_MOUSTAPHA/coh_EQ23_sup_091201030007.docx
@@ -25,7 +25,7 @@
         <w:br/>
         <w:t>Grappe: 091201030007</w:t>
         <w:br/>
-        <w:t>Date: 16/02/2026 a 12:40</w:t>
+        <w:t>Date: 16/02/2026 a 12:58</w:t>
       </w:r>
     </w:p>
     <w:p/>

--- a/rapports/16_02_2026/EL_MOUSTAPHA/coh_EQ23_sup_091201030007.docx
+++ b/rapports/16_02_2026/EL_MOUSTAPHA/coh_EQ23_sup_091201030007.docx
@@ -25,7 +25,7 @@
         <w:br/>
         <w:t>Grappe: 091201030007</w:t>
         <w:br/>
-        <w:t>Date: 16/02/2026 a 12:58</w:t>
+        <w:t>Date: 16/02/2026 a 13:05</w:t>
       </w:r>
     </w:p>
     <w:p/>
@@ -379,7 +379,7 @@
           </w:tcPr>
           <w:p>
             <w:r>
-              <w:t>10</w:t>
+              <w:t>9</w:t>
             </w:r>
           </w:p>
         </w:tc>
@@ -423,7 +423,7 @@
           </w:tcPr>
           <w:p>
             <w:r>
-              <w:t>Section4b</w:t>
+              <w:t>Section19</w:t>
             </w:r>
           </w:p>
         </w:tc>
@@ -433,7 +433,7 @@
           </w:tcPr>
           <w:p>
             <w:r>
-              <w:t>Emploi - Activite principale</w:t>
+              <w:t>Equipements agricoles</w:t>
             </w:r>
           </w:p>
         </w:tc>
@@ -910,7 +910,7 @@
         <w:rPr>
           <w:sz w:val="20"/>
         </w:rPr>
-        <w:t>- Attention ! Le prix unitaire d'achat (1200 Fcfa) de Sucre en poudre  en Kg (taille unique) est relativement élevé par rapport aux autres prix observés dans cette zone. Prière de corriger ou de confirmer avec le QG. Attention ! Le prix unitaire d'achat (200 Fcfa) de Choux en Morceau (Portion) (Petit) est relativement élevé par rapport aux autres prix observés dans cette zone. Prière de corriger ou de confirmer avec le QG. Attention ! Le prix unitaire d'achat (33.33333 Fcfa) de Oignon frais en Pièce (Petit) est relativement faible par rapport aux autres prix observés dans cette zone. Prière de corriger ou de confirmer avec le QG. Attention ! Le prix unitaire d'achat (50 Fcfa) de Manioc en tubercules en Pièce (Petit) est relativement faible par rapport aux autres prix observés dans cette zone. Prière de corriger ou de confirmer avec le QG. Attention ! Le prix unitaire d'achat (800 Fcfa) de Pastèque en Pièce (Moyen) est relativement élevé par rapport aux autres prix observés dans cette zone. Prière de corriger ou de confirmer avec le QG. Avertissement!!! Le ménage a consommé 7 Paquet Petit de Thé en sachet, cette quantité semble anormale pour une consommation des 7 derniers jours.Prière de corriger ou de confirmer avec le QG. Avertissement!! le prix unitaire (150 Fcfa) de Thé en sachet (unité: Paquet) de taille Petit est très faible ou élevé. Prière de corriger ou de confirmer avec le QG. Incohérence!! Dans ce ménage, chaque individus consomme par jour 22.9681 Kg  de cereale; Prière de revoir les quantités prises de ces produits. Incohérence!! Dans ce ménage, chaque individus consomme par jour 22.9681 Kg  de cereale; Prière de revoir les quantités prises de ces produits. Le prix d'achat unitaire (100 Fcfa) de Sel en Sac (25 Kg) de taille taille unique est très faible, prière de regarder les reponses prises dans les questions s07bq07a s07bq07b s07bq07c s07bq08 pour mieux corriger. Difficile de consommer le Sel en Boite de tomate/Pot Tres petit prière de verifier. Attention ! Le prix unitaire d'achat (100 Fcfa) de Sel en Sac (25 Kg) (taille unique) est relativement faible par rapport aux autres prix observés dans cette zone. Prière de corriger ou de confirmer avec le QG.</w:t>
+        <w:t>- Attention ! Le prix unitaire d'achat (200 Fcfa) de Choux en Morceau (Portion) (Petit) est relativement élevé par rapport aux autres prix observés dans cette zone. Prière de corriger ou de confirmer avec le QG. Attention ! Le prix unitaire d'achat (33.33333 Fcfa) de Oignon frais en Pièce (Petit) est relativement faible par rapport aux autres prix observés dans cette zone. Prière de corriger ou de confirmer avec le QG. Attention ! Le prix unitaire d'achat (50 Fcfa) de Manioc en tubercules en Pièce (Petit) est relativement faible par rapport aux autres prix observés dans cette zone. Prière de corriger ou de confirmer avec le QG. Attention ! Le prix unitaire d'achat (800 Fcfa) de Pastèque en Pièce (Moyen) est relativement élevé par rapport aux autres prix observés dans cette zone. Prière de corriger ou de confirmer avec le QG. Avertissement!!! Le ménage a consommé 7 Paquet Petit de Thé en sachet, cette quantité semble anormale pour une consommation des 7 derniers jours.Prière de corriger ou de confirmer avec le QG. Avertissement!! le prix unitaire (150 Fcfa) de Thé en sachet (unité: Paquet) de taille Petit est très faible ou élevé. Prière de corriger ou de confirmer avec le QG. Incohérence!! Dans ce ménage, chaque individus consomme par jour 43.1327 Kg  de cereale; Prière de revoir les quantités prises de ces produits. Incohérence!! Dans ce ménage, chaque individus consomme par jour 43.1327 Kg  de cereale; Prière de revoir les quantités prises de ces produits. Le prix d'achat unitaire (1000 Fcfa) de Sel en Sac (25 Kg) de taille taille unique est très faible, prière de regarder les reponses prises dans les questions s07bq07a s07bq07b s07bq07c s07bq08 pour mieux corriger.</w:t>
       </w:r>
     </w:p>
     <w:p>
@@ -931,7 +931,7 @@
         <w:rPr>
           <w:sz w:val="20"/>
         </w:rPr>
-        <w:t xml:space="preserve">- La dernière fois que vous avez acheté Bois de chauffe ramassé/coupé (estimer la valeur) est ramasser et semble exister dans les modalités, prière de prendre attache avec le QG pour plus d'explication afin de la classer bien. </w:t>
+        <w:t xml:space="preserve">- La dernière fois que vous avez acheté Bois de chauffe ramassé/coupé (estimer la valeur) est ramasser au champ et semble exister dans les modalités, prière de prendre attache avec le QG pour plus d'explication afin de la classer bien. </w:t>
         <w:br/>
         <w:t>-  La dernière fois que vous avez acheté Frais de coiffure homme et femme (salon, tressage, mèches, coupe, etc.), manucure, pédicure est à domicille et semble exister dans les modalités, prière de prendre attache avec le QG pour plus d'explication afin de la classer bien.</w:t>
       </w:r>
@@ -976,27 +976,6 @@
           <w:sz w:val="20"/>
         </w:rPr>
         <w:t>- Le moyen que le ménage utilise pour se débarrasser des excréments hors de la concession est sa toilette n’a pas encore duré et semble exister dans les modalités, prière de prendre attache avec le QG pour plus d'explication afin de la classer bien.</w:t>
-      </w:r>
-    </w:p>
-    <w:p>
-      <w:r>
-        <w:rPr>
-          <w:b/>
-          <w:color w:val="4672C4"/>
-          <w:sz w:val="22"/>
-        </w:rPr>
-        <w:t>&gt;&gt; Section12 - Actifs du menage</w:t>
-      </w:r>
-    </w:p>
-    <w:p>
-      <w:pPr>
-        <w:ind w:left="283"/>
-      </w:pPr>
-      <w:r>
-        <w:rPr>
-          <w:sz w:val="20"/>
-        </w:rPr>
-        <w:t>- Le prix de revente de l'article  Matelas simple ne doit pas être égal 0 même si le ménage l'a reçu en cadeau prière de leurs aider à faire une estimations.</w:t>
       </w:r>
     </w:p>
     <w:p>
@@ -1425,27 +1404,6 @@
           <w:color w:val="4672C4"/>
           <w:sz w:val="22"/>
         </w:rPr>
-        <w:t>&gt;&gt; Section4a - Emploi</w:t>
-      </w:r>
-    </w:p>
-    <w:p>
-      <w:pPr>
-        <w:ind w:left="283"/>
-      </w:pPr>
-      <w:r>
-        <w:rPr>
-          <w:sz w:val="20"/>
-        </w:rPr>
-        <w:t>- Incoherent! Becaye Sow est (Ménagère) de la 4.21 et Becaye Sow est un homme, prière de corriger.</w:t>
-      </w:r>
-    </w:p>
-    <w:p>
-      <w:r>
-        <w:rPr>
-          <w:b/>
-          <w:color w:val="4672C4"/>
-          <w:sz w:val="22"/>
-        </w:rPr>
         <w:t>&gt;&gt; Section4b - Emploi - Activite principale</w:t>
       </w:r>
     </w:p>
@@ -1480,7 +1438,7 @@
         <w:rPr>
           <w:sz w:val="20"/>
         </w:rPr>
-        <w:t>- Avertissement!!! Le ménage a consommé 14 Paquet Petit de Thé en sachet, cette quantité semble anormale pour une consommation des 7 derniers jours.Prière de corriger ou de confirmer avec le QG. Avertissement!! le prix unitaire (150 Fcfa) de Thé en sachet (unité: Paquet) de taille Petit est très faible ou élevé. Prière de corriger ou de confirmer avec le QG. Attention ! Soupçons de quantité anormale! Le ménage de BECAYE SOW avec une taille de 8 personnes a consommé 14 Paquet en Petit de Thé en sachet qui est relativement élevé comme consommation par rapport à la condition de vie des autres ménages de même taille dans cette zone. Prière de corriger ou de confirmer avec le QG. Incohérence!! Dans ce ménage, chaque individus consomme par jour 34.05375 Kg  de cereale; Prière de revoir les quantités prises de ces produits. Incohérence!! Dans ce ménage, chaque individus consomme par jour 34.05375 Kg  de cereale; Prière de revoir les quantités prises de ces produits. Le ménage a consommé 1 Sac (25 Kg) taille unique de Sel, cette quantité semble anormale pour une consommation des 7 derniers jours. prière de verifier et corriger ou confirmer avec le QG. Le prix d'achat unitaire (1000 Fcfa) de Sel en Sac (25 Kg) de taille taille unique est très faible, prière de regarder les reponses prises dans les questions s07bq07a s07bq07b s07bq07c s07bq08 pour mieux corriger. Difficile de consommer le Sel en Sac (25 Kg) taille unique prière de verifier.</w:t>
+        <w:t>- Avertissement!!! Le ménage a consommé 14 Paquet Petit de Thé en sachet, cette quantité semble anormale pour une consommation des 7 derniers jours.Prière de corriger ou de confirmer avec le QG. Avertissement!! le prix unitaire (150 Fcfa) de Thé en sachet (unité: Paquet) de taille Petit est très faible ou élevé. Prière de corriger ou de confirmer avec le QG. Attention ! Soupçons de quantité anormale! Le ménage de BECAYE SOW avec une taille de 8 personnes a consommé 14 Paquet en Petit de Thé en sachet qui est relativement élevé comme consommation par rapport à la condition de vie des autres ménages de même taille dans cette zone. Prière de corriger ou de confirmer avec le QG. Incohérence!! Dans ce ménage, chaque individus consomme par jour 54.96893 Kg  de cereale; Prière de revoir les quantités prises de ces produits. Incohérence!! Dans ce ménage, chaque individus consomme par jour 54.96893 Kg  de cereale; Prière de revoir les quantités prises de ces produits. Le prix d'achat unitaire (1000 Fcfa) de Sel en Sac (25 Kg) de taille taille unique est très faible, prière de regarder les reponses prises dans les questions s07bq07a s07bq07b s07bq07c s07bq08 pour mieux corriger.</w:t>
       </w:r>
     </w:p>
     <w:p>
@@ -2138,7 +2096,7 @@
         <w:rPr>
           <w:sz w:val="20"/>
         </w:rPr>
-        <w:t>- Attention ! Le prix unitaire d'achat (100 Fcfa) de Poivre en Sachets (Tres petit) est relativement élevé par rapport aux autres prix observés dans cette zone. Prière de corriger ou de confirmer avec le QG. Attention ! Le prix unitaire d'achat (150 Fcfa) de Choux en Morceau (Portion) (Petit) est relativement élevé par rapport aux autres prix observés dans cette zone. Prière de corriger ou de confirmer avec le QG. Avertissement!!! Le ménage a consommé 10 Pièce Petit de Caramel, bonbons, confiseries, etc., cette quantité semble anormale pour une consommation des 7 derniers jours.Prière de corriger ou de confirmer avec le QG. Avertissement!!! Le ménage a consommé 4 Paquet Petit de Thé en sachet, cette quantité semble anormale pour une consommation des 7 derniers jours.Prière de corriger ou de confirmer avec le QG. Avertissement!! le prix unitaire (150 Fcfa) de Thé en sachet (unité: Paquet) de taille Petit est très faible ou élevé. Prière de corriger ou de confirmer avec le QG. Incohérence!! Dans ce ménage, chaque individus consomme par jour 37.70833 Kg  de cereale; Prière de revoir les quantités prises de ces produits. Incohérence!! Dans ce ménage, chaque individus consomme par jour 37.70833 Kg  de cereale; Prière de revoir les quantités prises de ces produits. Le prix d'achat unitaire (1000 Fcfa) de Sel en Sac (25 Kg) de taille taille unique est très faible, prière de regarder les reponses prises dans les questions s07bq07a s07bq07b s07bq07c s07bq08 pour mieux corriger. Difficile de consommer le Sel en Boite (Autre que la boite/pot de tomate) Petit prière de verifier.</w:t>
+        <w:t>- Attention ! Le prix unitaire d'achat (100 Fcfa) de Poivre en Sachets (Tres petit) est relativement élevé par rapport aux autres prix observés dans cette zone. Prière de corriger ou de confirmer avec le QG. Attention ! Le prix unitaire d'achat (150 Fcfa) de Choux en Morceau (Portion) (Petit) est relativement élevé par rapport aux autres prix observés dans cette zone. Prière de corriger ou de confirmer avec le QG. Avertissement!!! Le ménage a consommé 10 Pièce Petit de Caramel, bonbons, confiseries, etc., cette quantité semble anormale pour une consommation des 7 derniers jours.Prière de corriger ou de confirmer avec le QG. Avertissement!!! Le ménage a consommé 4 Paquet Petit de Thé en sachet, cette quantité semble anormale pour une consommation des 7 derniers jours.Prière de corriger ou de confirmer avec le QG. Avertissement!! le prix unitaire (150 Fcfa) de Thé en sachet (unité: Paquet) de taille Petit est très faible ou élevé. Prière de corriger ou de confirmer avec le QG. Incohérence!! Dans ce ménage, chaque individus consomme par jour 63.81548 Kg  de cereale; Prière de revoir les quantités prises de ces produits. Incohérence!! Dans ce ménage, chaque individus consomme par jour 63.81548 Kg  de cereale; Prière de revoir les quantités prises de ces produits. Le prix d'achat unitaire (1000 Fcfa) de Sel en Sac (25 Kg) de taille taille unique est très faible, prière de regarder les reponses prises dans les questions s07bq07a s07bq07b s07bq07c s07bq08 pour mieux corriger. Difficile de consommer le Sel en Boite (Autre que la boite/pot de tomate) Petit prière de verifier.</w:t>
       </w:r>
     </w:p>
     <w:p>
@@ -2669,8 +2627,6 @@
         <w:rPr>
           <w:sz w:val="20"/>
         </w:rPr>
-        <w:t xml:space="preserve">- Incoherence! Moustapha Ndiaye dispose d'un téléphone portable à s01q39, donc la raison évoquée ne peut pas être (ne dispose pas d'appareil). </w:t>
-        <w:br/>
         <w:t xml:space="preserve">- Les informations sur l'acte de naissance (ni Jours, ni mois et ni années) de  Amdy Ndiaye  manquent, s'il vous plait pouvez-vous fournir d'effort pour avoir ces informations. Le mois de l'enfant ( Amdy Ndiaye ) n'est pas connu mais vous avez declaré en s01q04a le nombre de mois, prière de changer NSP au niveau de s01q03b. </w:t>
         <w:br/>
         <w:t xml:space="preserve">- Les informations sur l'acte de naissance (ni Jours, ni mois et ni années) de  Dibor Ndiaye  manquent, s'il vous plait pouvez-vous fournir d'effort pour avoir ces informations. </w:t>
@@ -2815,7 +2771,7 @@
         <w:rPr>
           <w:sz w:val="20"/>
         </w:rPr>
-        <w:t>- Attention ! Le prix unitaire d'achat (100 Fcfa) de Caramel, bonbons, confiseries, etc. en Paquet (Petit) est relativement élevé par rapport aux autres prix observés dans cette zone. Prière de corriger ou de confirmer avec le QG. Attention ! Le prix unitaire d'achat (50 Fcfa) de Choux en Morceau (Portion) (Moyen) est relativement faible par rapport aux autres prix observés dans cette zone. Prière de corriger ou de confirmer avec le QG. Attention ! Le prix unitaire d'achat (500 Fcfa) de Lait caillé en Sachets (Moyen) est relativement élevé par rapport aux autres prix observés dans cette zone. Prière de corriger ou de confirmer avec le QG. Avertissement!!! Le ménage a consommé 3 Paquet Moyen de Thé en sachet, cette quantité semble anormale pour une consommation des 7 derniers jours.Prière de corriger ou de confirmer avec le QG. Avertissement!! le prix unitaire (150 Fcfa) de Thé en sachet (unité: Paquet) de taille Moyen est très faible ou élevé. Prière de corriger ou de confirmer avec le QG. Avertissement!!! Le ménage a consommé 43 Morceau (Portion) Petit de Courge, cette quantité semble anormale pour une consommation des 7 derniers jours.Prière de corriger ou de confirmer avec le QG. Attention ! Soupçons de quantité anormale! Le ménage de MOUSTAPHA NDIAYE avec une taille de 8 personnes a consommé 43 Morceau (Portion) en Petit de Courge qui est relativement élevé comme consommation par rapport à la condition de vie des autres ménages de même taille dans cette zone. Prière de corriger ou de confirmer avec le QG. Incohérence!! Dans ce ménage, chaque individus consomme par jour 28.08143 Kg  de cereale; Prière de revoir les quantités prises de ces produits. Incohérence!! Dans ce ménage, chaque individus consomme par jour 28.08143 Kg  de cereale; Prière de revoir les quantités prises de ces produits. Le prix d'achat unitaire (1000 Fcfa) de Sel en Sac (25 Kg) de taille taille unique est très faible, prière de regarder les reponses prises dans les questions s07bq07a s07bq07b s07bq07c s07bq08 pour mieux corriger.</w:t>
+        <w:t>- Attention ! Le prix unitaire d'achat (100 Fcfa) de Ail en Sachets (Petit) est relativement élevé par rapport aux autres prix observés dans cette zone. Prière de corriger ou de confirmer avec le QG. Attention ! Le prix unitaire d'achat (100 Fcfa) de Caramel, bonbons, confiseries, etc. en Paquet (Petit) est relativement élevé par rapport aux autres prix observés dans cette zone. Prière de corriger ou de confirmer avec le QG. Attention ! Le prix unitaire d'achat (25 Fcfa) de Aubergine sauvage  en Pièce (Petit) est relativement faible par rapport aux autres prix observés dans cette zone. Prière de corriger ou de confirmer avec le QG. Attention ! Le prix unitaire d'achat (25 Fcfa) de Poivron frais en Pièce (Petit) est relativement faible par rapport aux autres prix observés dans cette zone. Prière de corriger ou de confirmer avec le QG. Attention ! Le prix unitaire d'achat (50 Fcfa) de Choux en Morceau (Portion) (Moyen) est relativement faible par rapport aux autres prix observés dans cette zone. Prière de corriger ou de confirmer avec le QG. Attention ! Le prix unitaire d'achat (500 Fcfa) de Lait caillé en Sachets (Moyen) est relativement élevé par rapport aux autres prix observés dans cette zone. Prière de corriger ou de confirmer avec le QG. Attention ! Soupçons de quantité anormale! Le ménage de MOUSTAPHA NDIAYE avec une taille de 8 personnes a consommé 13 Sachets en Moyen de Piment séché qui est relativement élevé comme consommation par rapport à la condition de vie des autres ménages de même taille dans cette zone. Prière de corriger ou de confirmer avec le QG. Avertissement!!! Le ménage a consommé 3 Paquet Moyen de Thé en sachet, cette quantité semble anormale pour une consommation des 7 derniers jours.Prière de corriger ou de confirmer avec le QG. Avertissement!! le prix unitaire (150 Fcfa) de Thé en sachet (unité: Paquet) de taille Moyen est très faible ou élevé. Prière de corriger ou de confirmer avec le QG. Avertissement!!! Le ménage a consommé 37 Morceau (Portion) Petit de Courge, cette quantité semble anormale pour une consommation des 7 derniers jours.Prière de corriger ou de confirmer avec le QG. Avertissement!! La quantité (43) de Courge en Morceau (Portion) qui provient de la production du ménage et celle reçue en cadeau depasse la quantité consommée, prière de verifier et corriger. Attention ! Soupçons de quantité anormale! Le ménage de MOUSTAPHA NDIAYE avec une taille de 8 personnes a consommé 37 Morceau (Portion) en Petit de Courge qui est relativement élevé comme consommation par rapport à la condition de vie des autres ménages de même taille dans cette zone. Prière de corriger ou de confirmer avec le QG. Incohérence!! Dans ce ménage, chaque individus consomme par jour 49.64143 Kg  de cereale; Prière de revoir les quantités prises de ces produits. Incohérence!! Dans ce ménage, chaque individus consomme par jour 49.64143 Kg  de cereale; Prière de revoir les quantités prises de ces produits. Le prix d'achat unitaire (1000 Fcfa) de Sel en Sac (25 Kg) de taille taille unique est très faible, prière de regarder les reponses prises dans les questions s07bq07a s07bq07b s07bq07c s07bq08 pour mieux corriger.</w:t>
       </w:r>
     </w:p>
     <w:p>
@@ -2836,7 +2792,7 @@
         <w:rPr>
           <w:sz w:val="20"/>
         </w:rPr>
-        <w:t xml:space="preserve">- La dernière fois que vous avez acheté Bois de chauffe ramassé/coupé (estimer la valeur) est Dans la rue et semble exister dans les modalités, prière de prendre attache avec le QG pour plus d'explication afin de la classer bien. </w:t>
+        <w:t xml:space="preserve">- La dernière fois que vous avez acheté Bois de chauffe ramassé/coupé (estimer la valeur) est Dans la brouse et semble exister dans les modalités, prière de prendre attache avec le QG pour plus d'explication afin de la classer bien. </w:t>
         <w:br/>
         <w:t xml:space="preserve">-  La dernière fois que vous avez acheté Frais de coiffure homme et femme (salon, tressage, mèches, coupe, etc.), manucure, pédicure est Salon et semble exister dans les modalités, prière de prendre attache avec le QG pour plus d'explication afin de la classer bien. </w:t>
         <w:br/>
@@ -3422,7 +3378,7 @@
         <w:rPr>
           <w:sz w:val="20"/>
         </w:rPr>
-        <w:t>- Attention ! Le prix unitaire d'achat (200 Fcfa) de Poivron frais en Pièce (Moyen) est relativement élevé par rapport aux autres prix observés dans cette zone. Prière de corriger ou de confirmer avec le QG. Avertissement!! La quantité (4.75 litre) du produit Huile de soja  consommée  par le ménage semble très élevé, prière de corriger ou confirmer avec le QG. Avertissement!!! Le ménage a consommé 21 Pièce Petit de Capitaine frais, cette quantité semble anormale pour une consommation des 7 derniers jours.Prière de corriger ou de confirmer avec le QG. Avertissement!!! Le ménage a consommé 6 Paquet Petit de Thé en sachet, cette quantité semble anormale pour une consommation des 7 derniers jours.Prière de corriger ou de confirmer avec le QG. Avertissement!! le prix unitaire (100 Fcfa) de Thé en sachet (unité: Paquet) de taille Petit est très faible ou élevé. Prière de corriger ou de confirmer avec le QG. Avertissement!!! Le ménage a consommé 8 Pièce Petit de Mâchoiron séchée (Kon), cette quantité semble anormale pour une consommation des 7 derniers jours.Prière de corriger ou de confirmer avec le QG. Incohérence!! Dans ce ménage, chaque individus consomme par jour 15.1539 Kg  de cereale; Prière de revoir les quantités prises de ces produits. Incohérence!! Dans ce ménage, chaque individus consomme par jour 15.1539 Kg  de cereale; Prière de revoir les quantités prises de ces produits. Le prix d'achat unitaire (1000 Fcfa) de Sel en Sac (25 Kg) de taille taille unique est très faible, prière de regarder les reponses prises dans les questions s07bq07a s07bq07b s07bq07c s07bq08 pour mieux corriger.</w:t>
+        <w:t>- Attention ! Le prix unitaire d'achat (150 Fcfa) de Ail en Gousse (Moyen) est relativement élevé par rapport aux autres prix observés dans cette zone. Prière de corriger ou de confirmer avec le QG. Attention ! Le prix unitaire d'achat (200 Fcfa) de Poivron frais en Pièce (Moyen) est relativement élevé par rapport aux autres prix observés dans cette zone. Prière de corriger ou de confirmer avec le QG. Attention ! Le prix unitaire d'achat (500 Fcfa) de Tomate fraîche en Tas (Moyen) est relativement élevé par rapport aux autres prix observés dans cette zone. Prière de corriger ou de confirmer avec le QG. Avertissement!! La quantité (4.75 litre) du produit Huile de soja  consommée  par le ménage semble très élevé, prière de corriger ou confirmer avec le QG. Avertissement!!! Le ménage a consommé 21 Pièce Petit de Capitaine frais, cette quantité semble anormale pour une consommation des 7 derniers jours.Prière de corriger ou de confirmer avec le QG. Avertissement!!! Le ménage a consommé 6 Paquet Petit de Thé en sachet, cette quantité semble anormale pour une consommation des 7 derniers jours.Prière de corriger ou de confirmer avec le QG. Avertissement!! le prix unitaire (100 Fcfa) de Thé en sachet (unité: Paquet) de taille Petit est très faible ou élevé. Prière de corriger ou de confirmer avec le QG. Avertissement!!! Le ménage a consommé 8 Pièce Petit de Mâchoiron séchée (Kon), cette quantité semble anormale pour une consommation des 7 derniers jours.Prière de corriger ou de confirmer avec le QG. Incohérence!! Dans ce ménage, chaque individus consomme par jour 28.72886 Kg  de cereale; Prière de revoir les quantités prises de ces produits. Incohérence!! Dans ce ménage, chaque individus consomme par jour 28.72886 Kg  de cereale; Prière de revoir les quantités prises de ces produits. Le prix d'achat unitaire (1000 Fcfa) de Sel en Sac (25 Kg) de taille taille unique est très faible, prière de regarder les reponses prises dans les questions s07bq07a s07bq07b s07bq07c s07bq08 pour mieux corriger.</w:t>
       </w:r>
     </w:p>
     <w:p>
@@ -4031,7 +3987,7 @@
         <w:rPr>
           <w:sz w:val="20"/>
         </w:rPr>
-        <w:t xml:space="preserve">- Incohérence ! Semou Dieng est âgé de 11 ans et fréquente le fondamental 2, tandis qu'il a débuté l'école à l'âge de 6 ans. Veuillez vérifier les informations renseignées aux questions s02q15, s02q08 ainsi que l'âge de l'individu, et corriger l'incohérence. </w:t>
+        <w:t xml:space="preserve">- Incohérence ! Semou Dieng est âgé de 11 ans et fréquente le fondamental 2, tandis qu'il a débuté l'école à l'âge de 6 ans. Veuillez vérifier les informations renseignées aux questions s02q15, s02q08 ainsi que l'âge de l'individu, et corriger l'incohérence. Attention ! Le frais de scolarité (14000 Fcfa) de Semou Dieng en 1ére année de Secondaire 1 (Moyen) Général est relativement élevé par rapport aux autres frais de scolarités observés dans cette zone. Prière de corriger ou de confirmer avec le QG. </w:t>
         <w:br/>
         <w:t xml:space="preserve">- Peu probable! Birame Dieng  n'arrive pas  à comprendre un petit texte lu dans une langue locale (s02q03). Veuillez corriger ou donner des explications au QG. </w:t>
         <w:br/>
@@ -4157,7 +4113,7 @@
         <w:rPr>
           <w:sz w:val="20"/>
         </w:rPr>
-        <w:t>- Attention ! Le prix unitaire d'achat (175 Fcfa) de Concentré de tomate en Sachets industriel (Grand) est relativement élevé par rapport aux autres prix observés dans cette zone. Prière de corriger ou de confirmer avec le QG. Attention ! Le prix unitaire d'achat (50 Fcfa) de Choux en Morceau (Portion) (Moyen) est relativement faible par rapport aux autres prix observés dans cette zone. Prière de corriger ou de confirmer avec le QG. Avertissement!! La quantité (4.5 litre) du produit Huile de soja  consommée  par le ménage semble très élevé, prière de corriger ou confirmer avec le QG. Avertissement!!! Le ménage a consommé 2 Paquet Moyen de Thé en sachet, cette quantité semble anormale pour une consommation des 7 derniers jours.Prière de corriger ou de confirmer avec le QG. Avertissement!! le prix unitaire (150 Fcfa) de Thé en sachet (unité: Paquet) de taille Moyen est très faible ou élevé. Prière de corriger ou de confirmer avec le QG. Incohérence!! Dans ce ménage, chaque individus consomme par jour 14.27496 Kg  de cereale; Prière de revoir les quantités prises de ces produits. Incohérence!! Dans ce ménage, chaque individus consomme par jour 14.27496 Kg  de cereale; Prière de revoir les quantités prises de ces produits.</w:t>
+        <w:t>- Attention ! Le prix unitaire d'achat (100 Fcfa) de Ail en Sachets (Petit) est relativement élevé par rapport aux autres prix observés dans cette zone. Prière de corriger ou de confirmer avec le QG. Attention ! Le prix unitaire d'achat (1000 Fcfa) de Piment séché en Kg (taille unique) est relativement faible par rapport aux autres prix observés dans cette zone. Prière de corriger ou de confirmer avec le QG. Attention ! Le prix unitaire d'achat (175 Fcfa) de Concentré de tomate en Sachets industriel (Grand) est relativement élevé par rapport aux autres prix observés dans cette zone. Prière de corriger ou de confirmer avec le QG. Attention ! Le prix unitaire d'achat (50 Fcfa) de Choux en Morceau (Portion) (Moyen) est relativement faible par rapport aux autres prix observés dans cette zone. Prière de corriger ou de confirmer avec le QG. Avertissement!! La quantité (4.5 litre) du produit Huile de soja  consommée  par le ménage semble très élevé, prière de corriger ou confirmer avec le QG. Avertissement!!! Le ménage a consommé 2 Paquet Moyen de Thé en sachet, cette quantité semble anormale pour une consommation des 7 derniers jours.Prière de corriger ou de confirmer avec le QG. Avertissement!! le prix unitaire (150 Fcfa) de Thé en sachet (unité: Paquet) de taille Moyen est très faible ou élevé. Prière de corriger ou de confirmer avec le QG. Incohérence!! Dans ce ménage, chaque individus consomme par jour 23.15177 Kg  de cereale; Prière de revoir les quantités prises de ces produits. Incohérence!! Dans ce ménage, chaque individus consomme par jour 23.15177 Kg  de cereale; Prière de revoir les quantités prises de ces produits.</w:t>
       </w:r>
     </w:p>
     <w:p>
@@ -4660,7 +4616,7 @@
         <w:rPr>
           <w:sz w:val="20"/>
         </w:rPr>
-        <w:t xml:space="preserve">- Peu probable! Mamadou  Faye  n'arrive pas  à comprendre un petit texte lu dans une langue locale (s02q03). Veuillez corriger ou donner des explications au QG. Peu probable! Mamadou  Faye  ne sait ni lire, ni écrire, ni comprendre dans aucune des langues  (s02q01,s02q02,s02q03). Veuillez corriger ou donner des explications au QG. Peu plausible Mamadou  Faye fréquente au minimum le fondamental 1 mais ne sait ni lire ni comprendre la langue française, prière de corriger ou de confirmer avec le QG merci. Attention ! Le frais de scolarité (2500 Fcfa) de Mamadou  Faye en 1ére année de Primaire est relativement élevé par rapport aux autres frais de scolarités observés dans cette zone. Prière de corriger ou de confirmer avec le QG. </w:t>
+        <w:t xml:space="preserve">- Peu probable! Mamadou  Faye  n'arrive pas  à comprendre un petit texte lu dans une langue locale (s02q03). Veuillez corriger ou donner des explications au QG. Peu probable! Mamadou  Faye  ne sait ni lire, ni écrire, ni comprendre dans aucune des langues  (s02q01,s02q02,s02q03). Veuillez corriger ou donner des explications au QG. Peu plausible Mamadou  Faye fréquente au minimum le fondamental 1 mais ne sait ni lire ni comprendre la langue française, prière de corriger ou de confirmer avec le QG merci. </w:t>
         <w:br/>
         <w:t xml:space="preserve">- Peu probable! Mansour Faye  n'arrive pas  à comprendre un petit texte lu dans une langue locale (s02q03). Veuillez corriger ou donner des explications au QG. Peu probable! Mansour Faye  ne sait ni lire, ni écrire, ni comprendre dans aucune des langues  (s02q01,s02q02,s02q03). Veuillez corriger ou donner des explications au QG. </w:t>
         <w:br/>
@@ -4756,7 +4712,7 @@
         <w:rPr>
           <w:sz w:val="20"/>
         </w:rPr>
-        <w:t>- Attention ! Le prix unitaire d'achat (100 Fcfa) de Poivre en Sachets (Petit) est relativement élevé par rapport aux autres prix observés dans cette zone. Prière de corriger ou de confirmer avec le QG. Avertissement!!! Le ménage a consommé 4 Paquet Petit de Thé en sachet, cette quantité semble anormale pour une consommation des 7 derniers jours.Prière de corriger ou de confirmer avec le QG. Avertissement!! le prix unitaire (100 Fcfa) de Thé en sachet (unité: Paquet) de taille Moyen est très faible ou élevé. Prière de corriger ou de confirmer avec le QG. Incohérence!! Dans ce ménage, chaque individus consomme par jour 33.09143 Kg  de cereale; Prière de revoir les quantités prises de ces produits. Incohérence!! Dans ce ménage, chaque individus consomme par jour 33.09143 Kg  de cereale; Prière de revoir les quantités prises de ces produits. Le prix d'achat unitaire (1000 Fcfa) de Sel en Sac (25 Kg) de taille taille unique est très faible, prière de regarder les reponses prises dans les questions s07bq07a s07bq07b s07bq07c s07bq08 pour mieux corriger.</w:t>
+        <w:t>- Attention ! Le prix unitaire d'achat (100 Fcfa) de Aubergine sauvage  en Pièce (Petit) est relativement élevé par rapport aux autres prix observés dans cette zone. Prière de corriger ou de confirmer avec le QG. Attention ! Le prix unitaire d'achat (100 Fcfa) de Poivre en Sachets (Petit) est relativement élevé par rapport aux autres prix observés dans cette zone. Prière de corriger ou de confirmer avec le QG. Attention ! Le prix unitaire d'achat (171.4286 Fcfa) de Soumbala (moutarde africaine) en Sachets (Petit) est relativement élevé par rapport aux autres prix observés dans cette zone. Prière de corriger ou de confirmer avec le QG. Avertissement!!! Le ménage a consommé 4 Paquet Petit de Thé en sachet, cette quantité semble anormale pour une consommation des 7 derniers jours.Prière de corriger ou de confirmer avec le QG. Avertissement!! le prix unitaire (100 Fcfa) de Thé en sachet (unité: Paquet) de taille Moyen est très faible ou élevé. Prière de corriger ou de confirmer avec le QG. Incohérence!! Dans ce ménage, chaque individus consomme par jour 57.24768 Kg  de cereale; Prière de revoir les quantités prises de ces produits. Incohérence!! Dans ce ménage, chaque individus consomme par jour 57.24768 Kg  de cereale; Prière de revoir les quantités prises de ces produits. Le prix d'achat unitaire (1000 Fcfa) de Sel en Sac (25 Kg) de taille taille unique est très faible, prière de regarder les reponses prises dans les questions s07bq07a s07bq07b s07bq07c s07bq08 pour mieux corriger.</w:t>
       </w:r>
     </w:p>
     <w:p>
@@ -4843,6 +4799,27 @@
         <w:t xml:space="preserve">- Avertissement!! Le champs a comme nom (Champ1) qui ne semble pas être un bon nom ou contient des lettres, prière de mettre le vrai nom du champs. Avertissement!! La parcelle a comme nom (parcelle 1) qui ne semble pas être un bon nom ou contient des lettres, prière de mettre le vrai nom de la parcelle. Le nombre d'homme de 15 ans et plus (18) non membre du ménage de WAGANE  FAYE ayant travaillé dans la parcelle parcelle 1 pour la période des récoltes semble élevé, prière de corriger. Le nombre de personnes toutes catégories confondues des main-d'oeuvre non-familiale sur la parcelle parcelle 1 au cours de la campagne pour la période des récoltes est de 30 personnes qui semble faible ou élevé. Merci de corriger. Le salaire total payé de toutes catégories confondues par le ménage WAGANE  FAYE pour la main-d'oeuvre non-familiale sur la parcelle parcelle 1 au cours de la campagne pour la période des récoltes est de 0 qui semble élevé ou faible. Merci de corriger. La superficie de la parcelle parcelle 1 selon les mesures GPS est de 15065.02 hectare qui semble élevé ou faible, prière de corriger. Le document légal (titre, acte, certificat etc. ) qui affirme votre possession de la parcelle parcelle 1 est  et semble exister dans les modalités, prière de prendre attache avec le QG pour plus d'explication afin de la classer bien. </w:t>
         <w:br/>
         <w:t>- Avertissement!! Le champs a comme nom (Champ1) qui ne semble pas être un bon nom ou contient des lettres, prière de mettre le vrai nom du champs. Avertissement!! La parcelle a comme nom (parcelle1) qui ne semble pas être un bon nom ou contient des lettres, prière de mettre le vrai nom de la parcelle. Le nombre d'homme de 15 ans et plus (30) non membre du ménage de WAGANE  FAYE ayant travaillé dans la parcelle parcelle1 pour la période des récoltes semble élevé, prière de corriger. Le nombre de personnes toutes catégories confondues des main-d'oeuvre non-familiale sur la parcelle parcelle1 au cours de la campagne pour la période des récoltes est de 30 personnes qui semble faible ou élevé. Merci de corriger. Le salaire total payé de toutes catégories confondues par le ménage WAGANE  FAYE pour la main-d'oeuvre non-familiale sur la parcelle parcelle1 au cours de la campagne pour la période des récoltes est de 0 qui semble élevé ou faible. Merci de corriger. La superficie de la parcelle parcelle1 selon les mesures GPS est de 12287.18 hectare qui semble élevé ou faible, prière de corriger. Le document légal (titre, acte, certificat etc. ) qui affirme votre possession de la parcelle parcelle1 est  et semble exister dans les modalités, prière de prendre attache avec le QG pour plus d'explication afin de la classer bien.</w:t>
+      </w:r>
+    </w:p>
+    <w:p>
+      <w:r>
+        <w:rPr>
+          <w:b/>
+          <w:color w:val="4672C4"/>
+          <w:sz w:val="22"/>
+        </w:rPr>
+        <w:t>&gt;&gt; Section19 - Equipements agricoles</w:t>
+      </w:r>
+    </w:p>
+    <w:p>
+      <w:pPr>
+        <w:ind w:left="283"/>
+      </w:pPr>
+      <w:r>
+        <w:rPr>
+          <w:sz w:val="20"/>
+        </w:rPr>
+        <w:t>- Attention ! Houe/daba/hilaire a été revendu à 2000 Fcfa qui est relativement élevé par rapport aux autres prix de revente observés dans cette zone. Prière de corriger ou de confirmer avec le QG.</w:t>
       </w:r>
     </w:p>
     <w:p>
@@ -5205,7 +5182,7 @@
         <w:br/>
         <w:t xml:space="preserve">- Peu probable! Fatou Faye  n'arrive pas  à comprendre un petit texte lu dans une langue locale (s02q03). Veuillez corriger ou donner des explications au QG. </w:t>
         <w:br/>
-        <w:t xml:space="preserve">- Peu probable! Fatou Faye 2  n'arrive pas  à comprendre un petit texte lu dans une langue locale (s02q03). Veuillez corriger ou donner des explications au QG. Peu probable! Fatou Faye 2  ne sait ni lire, ni écrire, ni comprendre dans aucune des langues  (s02q01,s02q02,s02q03). Veuillez corriger ou donner des explications au QG. La raison principale que Fatou Faye 2 n'a pas fait des études dans une école formelle est ses parents preferent qu’elle commence par cette ecole et semble exister dans les modalités, prière de prendre attache avec le QG pour plus d'explication afin de la classer bien. </w:t>
+        <w:t xml:space="preserve">- Peu probable! Fatou Faye 2  n'arrive pas  à comprendre un petit texte lu dans une langue locale (s02q03). Veuillez corriger ou donner des explications au QG. Peu probable! Fatou Faye 2  ne sait ni lire, ni écrire, ni comprendre dans aucune des langues  (s02q01,s02q02,s02q03). Veuillez corriger ou donner des explications au QG. La raison principale que Fatou Faye 2 n'a pas fait des études dans une école formelle est ses parents preferent qu’elle commence par l’ecole coranique et semble exister dans les modalités, prière de prendre attache avec le QG pour plus d'explication afin de la classer bien. </w:t>
         <w:br/>
         <w:t xml:space="preserve">- Peu probable! Gorgui Faye  n'arrive pas  à comprendre un petit texte lu dans une langue locale (s02q03). Veuillez corriger ou donner des explications au QG.  Incohérence ! le montant payé de Gorgui Faye pour la cotisation est très faible . veuillez, s'il vous plait, confirmer ces informations avec le QG ou apporter les corrections nécessaires. </w:t>
         <w:br/>
@@ -5266,9 +5243,7 @@
         <w:br/>
         <w:t xml:space="preserve">- Le moyen principal que [NOM] utilise pour se protéger des piqûres de moustiques en dehors de la moustiquaire est ventillateur et semble exister dans les modalités, prière de prendre attache avec le QG pour plus d'explication afin de la classer bien. </w:t>
         <w:br/>
-        <w:t xml:space="preserve">- Le moyen principal que [NOM] utilise pour se protéger des piqûres de moustiques en dehors de la moustiquaire est ventillateur et semble exister dans les modalités, prière de prendre attache avec le QG pour plus d'explication afin de la classer bien. </w:t>
-        <w:br/>
-        <w:t>- Le moyen principal que [NOM] utilise pour se protéger des piqûres de moustiques en dehors de la moustiquaire est vite fait et semble exister dans les modalités, prière de prendre attache avec le QG pour plus d'explication afin de la classer bien.</w:t>
+        <w:t>- Le moyen principal que [NOM] utilise pour se protéger des piqûres de moustiques en dehors de la moustiquaire est ventillateur et semble exister dans les modalités, prière de prendre attache avec le QG pour plus d'explication afin de la classer bien.</w:t>
       </w:r>
     </w:p>
     <w:p>
@@ -5377,7 +5352,7 @@
         <w:rPr>
           <w:sz w:val="20"/>
         </w:rPr>
-        <w:t>- Avertissement!! La quantité (4.5 litre) du produit Huile de soja  consommée  par le ménage semble très élevé, prière de corriger ou confirmer avec le QG. Avertissement!! le prix unitaire (150 Fcfa) de Thé en sachet (unité: Paquet) de taille Petit est très faible ou élevé. Prière de corriger ou de confirmer avec le QG. Avertissement!!! Le ménage a consommé 20 Pièce Petit de Capitaine frais, cette quantité semble anormale pour une consommation des 7 derniers jours.Prière de corriger ou de confirmer avec le QG. Incohérence!! Dans ce ménage, chaque individus consomme par jour 16.44328 Kg  de cereale; Prière de revoir les quantités prises de ces produits. Incohérence!! Dans ce ménage, chaque individus consomme par jour 16.44328 Kg  de cereale; Prière de revoir les quantités prises de ces produits. Incohérence!! Dans ce ménage, chaque individus consomme par jour 16.44328 Kg  de cereale; Prière de revoir les quantités prises de ces produits. Le prix d'achat unitaire (1000 Fcfa) de Sel en Sac (25 Kg) de taille taille unique est très faible, prière de regarder les reponses prises dans les questions s07bq07a s07bq07b s07bq07c s07bq08 pour mieux corriger. Difficile de consommer le Sel en Boite de tomate/Pot Moyen prière de verifier.</w:t>
+        <w:t>- Avertissement!! La quantité (4.5 litre) du produit Huile de soja  consommée  par le ménage semble très élevé, prière de corriger ou confirmer avec le QG. Avertissement!! le prix unitaire (150 Fcfa) de Thé en sachet (unité: Paquet) de taille Petit est très faible ou élevé. Prière de corriger ou de confirmer avec le QG. Avertissement!!! Le ménage a consommé 20 Pièce Petit de Capitaine frais, cette quantité semble anormale pour une consommation des 7 derniers jours.Prière de corriger ou de confirmer avec le QG. Incohérence!! Dans ce ménage, chaque individus consomme par jour 26.54412 Kg  de cereale; Prière de revoir les quantités prises de ces produits. Incohérence!! Dans ce ménage, chaque individus consomme par jour 26.54412 Kg  de cereale; Prière de revoir les quantités prises de ces produits. Incohérence!! Dans ce ménage, chaque individus consomme par jour 26.54412 Kg  de cereale; Prière de revoir les quantités prises de ces produits. Le prix d'achat unitaire (1000 Fcfa) de Sel en Sac (25 Kg) de taille taille unique est très faible, prière de regarder les reponses prises dans les questions s07bq07a s07bq07b s07bq07c s07bq08 pour mieux corriger.</w:t>
       </w:r>
     </w:p>
     <w:p>
@@ -5398,9 +5373,7 @@
         <w:rPr>
           <w:sz w:val="20"/>
         </w:rPr>
-        <w:t xml:space="preserve">- La dernière fois que vous avez acheté Bois de chauffe ramassé/coupé (estimer la valeur) est ramasser et semble exister dans les modalités, prière de prendre attache avec le QG pour plus d'explication afin de la classer bien. </w:t>
-        <w:br/>
-        <w:t>- Peu plausible! le montant de la dépense pour Gaz domestique 3 kilogrammes semble faible. Veuillez, s'il vous plaît, confirmer cette information avec le QG ou la corriger.</w:t>
+        <w:t>- La dernière fois que vous avez acheté Bois de chauffe ramassé/coupé (estimer la valeur) est ramasser dans la brousse et semble exister dans les modalités, prière de prendre attache avec le QG pour plus d'explication afin de la classer bien.</w:t>
       </w:r>
     </w:p>
     <w:p>
@@ -5916,9 +5889,7 @@
         <w:rPr>
           <w:sz w:val="20"/>
         </w:rPr>
-        <w:t xml:space="preserve">- Incoherence! Babacar Pouye dispose d'un téléphone portable à s01q39, donc la raison évoquée ne peut pas être (ne dispose pas d'appareil). </w:t>
-        <w:br/>
-        <w:t xml:space="preserve">- Les informations sur l'acte de naissance (ni Jours, ni mois et ni années) de  Astou Sene  manquent, s'il vous plait pouvez-vous fournir d'effort pour avoir ces informations. Incoherence! Astou Sene dispose d'un téléphone portable à s01q39, donc la raison évoquée ne peut pas être (ne dispose pas d'appareil). </w:t>
+        <w:t xml:space="preserve">- Les informations sur l'acte de naissance (ni Jours, ni mois et ni années) de  Astou Sene  manquent, s'il vous plait pouvez-vous fournir d'effort pour avoir ces informations. </w:t>
         <w:br/>
         <w:t xml:space="preserve">- Les informations sur l'acte de naissance (ni Jours, ni mois et ni années) de  Mbayang Ngom  manquent, s'il vous plait pouvez-vous fournir d'effort pour avoir ces informations. </w:t>
         <w:br/>
@@ -6011,7 +5982,7 @@
           <w:color w:val="4672C4"/>
           <w:sz w:val="22"/>
         </w:rPr>
-        <w:t>&gt;&gt; Section4b - Emploi - Activite principale</w:t>
+        <w:t>&gt;&gt; Section7b - Consommation alimentaire - 7 jours</w:t>
       </w:r>
     </w:p>
     <w:p>
@@ -6022,32 +5993,7 @@
         <w:rPr>
           <w:sz w:val="20"/>
         </w:rPr>
-        <w:t xml:space="preserve">- Prière de changer la branche d'activité Astou Sene, les cultivateurs dont leurs cultures est principalement destiné à la consommation du ménage sont des (Agriculteurs, subsistances) et ceux qui le font avec l'élevage sont des (Agriculteurs et eleveurs, subsistances). </w:t>
-        <w:br/>
-        <w:t xml:space="preserve">- Prière de changer la branche d'activité Diarra Faye, les cultivateurs dont leurs cultures est principalement destiné à la consommation du ménage sont des (Agriculteurs, subsistances) et ceux qui le font avec l'élevage sont des (Agriculteurs et eleveurs, subsistances). </w:t>
-        <w:br/>
-        <w:t>- Prière de changer la branche d'activité Djibi Pouye, les cultivateurs dont leurs cultures est principalement destiné à la consommation du ménage sont des (Agriculteurs, subsistances) et ceux qui le font avec l'élevage sont des (Agriculteurs et eleveurs, subsistances).</w:t>
-      </w:r>
-    </w:p>
-    <w:p>
-      <w:r>
-        <w:rPr>
-          <w:b/>
-          <w:color w:val="4672C4"/>
-          <w:sz w:val="22"/>
-        </w:rPr>
-        <w:t>&gt;&gt; Section7b - Consommation alimentaire - 7 jours</w:t>
-      </w:r>
-    </w:p>
-    <w:p>
-      <w:pPr>
-        <w:ind w:left="283"/>
-      </w:pPr>
-      <w:r>
-        <w:rPr>
-          <w:sz w:val="20"/>
-        </w:rPr>
-        <w:t>- Attention ! Le prix unitaire d'achat (25 Fcfa) de Poivre en Sachets (Petit) est relativement faible par rapport aux autres prix observés dans cette zone. Prière de corriger ou de confirmer avec le QG. Attention ! Le prix unitaire d'achat (50 Fcfa) de Carotte en Pièce (Moyen) est relativement faible par rapport aux autres prix observés dans cette zone. Prière de corriger ou de confirmer avec le QG. Attention ! Soupçons de quantité anormale! Le ménage de DJIBI POUYE avec une taille de 9 personnes a consommé 2.5 Litre en taille unique de Huile de soja  qui est relativement élevé comme consommation par rapport à la condition de vie des autres ménages de même taille dans cette zone. Prière de corriger ou de confirmer avec le QG. Avertissement!!! Le ménage a consommé 15 Pièce Moyen de Capitaine frais, cette quantité semble anormale pour une consommation des 7 derniers jours.Prière de corriger ou de confirmer avec le QG. Avertissement!!! Le ménage a consommé 4 Paquet Moyen de Thé en sachet, cette quantité semble anormale pour une consommation des 7 derniers jours.Prière de corriger ou de confirmer avec le QG. Avertissement!! le prix unitaire (150 Fcfa) de Thé en sachet (unité: Paquet) de taille Moyen est très faible ou élevé. Prière de corriger ou de confirmer avec le QG. Incohérence!! Dans ce ménage, chaque individus consomme par jour 23.1646 Kg  de cereale; Prière de revoir les quantités prises de ces produits. Incohérence!! Dans ce ménage, chaque individus consomme par jour 23.1646 Kg  de cereale; Prière de revoir les quantités prises de ces produits.</w:t>
+        <w:t>- Attention ! Le prix unitaire d'achat (25 Fcfa) de Poivre en Sachets (Petit) est relativement faible par rapport aux autres prix observés dans cette zone. Prière de corriger ou de confirmer avec le QG. Attention ! Le prix unitaire d'achat (50 Fcfa) de Carotte en Pièce (Moyen) est relativement faible par rapport aux autres prix observés dans cette zone. Prière de corriger ou de confirmer avec le QG. Avertissement!!! Le ménage a consommé 15 Pièce Moyen de Capitaine frais, cette quantité semble anormale pour une consommation des 7 derniers jours.Prière de corriger ou de confirmer avec le QG. Avertissement!!! Le ménage a consommé 4 Paquet Moyen de Thé en sachet, cette quantité semble anormale pour une consommation des 7 derniers jours.Prière de corriger ou de confirmer avec le QG. Avertissement!! le prix unitaire (150 Fcfa) de Thé en sachet (unité: Paquet) de taille Moyen est très faible ou élevé. Prière de corriger ou de confirmer avec le QG. Incohérence!! Dans ce ménage, chaque individus consomme par jour 45.12096 Kg  de cereale; Prière de revoir les quantités prises de ces produits. Incohérence!! Dans ce ménage, chaque individus consomme par jour 45.12096 Kg  de cereale; Prière de revoir les quantités prises de ces produits.</w:t>
       </w:r>
     </w:p>
     <w:p>
@@ -6605,8 +6551,6 @@
         </w:rPr>
         <w:t xml:space="preserve">- Attention ! Le montant (12000 Fcfa) dépensé ou reçu en cadeau pour les cartes prépayées, les transferts de crédit et les abonnements de  Cheikh Diouf est relativement élevé par rapport aux autres montants depansés observés dans cette zone. Prière de corriger ou de confirmer avec le QG. </w:t>
         <w:br/>
-        <w:t xml:space="preserve">- Incoherence! Maye Bakhoum dispose d'un téléphone portable à s01q39, donc la raison évoquée ne peut pas être (ne dispose pas d'appareil). </w:t>
-        <w:br/>
         <w:t xml:space="preserve">- Les informations sur l'acte de naissance (ni Jours, ni mois et ni années) de  Barra Diouf  manquent, s'il vous plait pouvez-vous fournir d'effort pour avoir ces informations. </w:t>
         <w:br/>
         <w:t xml:space="preserve">- Les informations sur l'acte de naissance (ni Jours, ni mois et ni années) de  Modou Diouf  manquent, s'il vous plait pouvez-vous fournir d'effort pour avoir ces informations. </w:t>
@@ -6615,7 +6559,7 @@
         <w:br/>
         <w:t xml:space="preserve">- Les informations sur l'acte de naissance (ni Jours, ni mois et ni années) de  Ndiaw Diouf  manquent, s'il vous plait pouvez-vous fournir d'effort pour avoir ces informations. </w:t>
         <w:br/>
-        <w:t xml:space="preserve">- Les informations sur l'acte de naissance (ni Jours, ni mois et ni années) de  Tening Diouf  manquent, s'il vous plait pouvez-vous fournir d'effort pour avoir ces informations. Incoherence! Tening Diouf dispose d'un téléphone portable à s01q39, donc la raison évoquée ne peut pas être (ne dispose pas d'appareil). </w:t>
+        <w:t xml:space="preserve">- Les informations sur l'acte de naissance (ni Jours, ni mois et ni années) de  Tening Diouf  manquent, s'il vous plait pouvez-vous fournir d'effort pour avoir ces informations. </w:t>
         <w:br/>
         <w:t>- Les informations sur l'acte de naissance (ni Jours, ni mois et ni années) de  Tening Ndour  manquent, s'il vous plait pouvez-vous fournir d'effort pour avoir ces informations.</w:t>
       </w:r>
@@ -6712,7 +6656,7 @@
           <w:color w:val="4672C4"/>
           <w:sz w:val="22"/>
         </w:rPr>
-        <w:t>&gt;&gt; Section4b - Emploi - Activite principale</w:t>
+        <w:t>&gt;&gt; Section7b - Consommation alimentaire - 7 jours</w:t>
       </w:r>
     </w:p>
     <w:p>
@@ -6723,32 +6667,7 @@
         <w:rPr>
           <w:sz w:val="20"/>
         </w:rPr>
-        <w:t xml:space="preserve">- Prière de changer la branche d'activité Barra Diouf, les cultivateurs dont leurs cultures est principalement destiné à la consommation du ménage sont des (Agriculteurs, subsistances) et ceux qui le font avec l'élevage sont des (Agriculteurs et eleveurs, subsistances). </w:t>
-        <w:br/>
-        <w:t xml:space="preserve">- Prière de changer la branche d'activité Cheikh Diouf, les cultivateurs dont leurs cultures est principalement destiné à la consommation du ménage sont des (Agriculteurs, subsistances) et ceux qui le font avec l'élevage sont des (Agriculteurs et eleveurs, subsistances). </w:t>
-        <w:br/>
-        <w:t>- Prière de changer la branche d'activité Maye Bakhoum, les cultivateurs dont leurs cultures est principalement destiné à la consommation du ménage sont des (Agriculteurs, subsistances) et ceux qui le font avec l'élevage sont des (Agriculteurs et eleveurs, subsistances).</w:t>
-      </w:r>
-    </w:p>
-    <w:p>
-      <w:r>
-        <w:rPr>
-          <w:b/>
-          <w:color w:val="4672C4"/>
-          <w:sz w:val="22"/>
-        </w:rPr>
-        <w:t>&gt;&gt; Section7b - Consommation alimentaire - 7 jours</w:t>
-      </w:r>
-    </w:p>
-    <w:p>
-      <w:pPr>
-        <w:ind w:left="283"/>
-      </w:pPr>
-      <w:r>
-        <w:rPr>
-          <w:sz w:val="20"/>
-        </w:rPr>
-        <w:t>- Attention ! Le prix unitaire d'achat (1200 Fcfa) de Oignon frais en Kg (taille unique) est relativement élevé par rapport aux autres prix observés dans cette zone. Prière de corriger ou de confirmer avec le QG. Attention ! Le prix unitaire d'achat (50 Fcfa) de Aubergine   en Pièce (Moyen) est relativement faible par rapport aux autres prix observés dans cette zone. Prière de corriger ou de confirmer avec le QG. Attention ! Le prix unitaire d'achat (50 Fcfa) de Carotte en Pièce (Moyen) est relativement faible par rapport aux autres prix observés dans cette zone. Prière de corriger ou de confirmer avec le QG. Attention ! Le prix unitaire d'achat (50 Fcfa) de Choux en Morceau (Portion) (Moyen) est relativement faible par rapport aux autres prix observés dans cette zone. Prière de corriger ou de confirmer avec le QG. Attention ! Le prix unitaire d'achat (50 Fcfa) de Manioc en tubercules en Morceau (Portion) (Moyen) est relativement faible par rapport aux autres prix observés dans cette zone. Prière de corriger ou de confirmer avec le QG. Avertissement!!! Le ménage a consommé 7 Paquet Moyen de Thé en sachet, cette quantité semble anormale pour une consommation des 7 derniers jours.Prière de corriger ou de confirmer avec le QG. Avertissement!! le prix unitaire (150 Fcfa) de Thé en sachet (unité: Paquet) de taille Moyen est très faible ou élevé. Prière de corriger ou de confirmer avec le QG. Avertissement!!!Le ménage a consommé 77 Cuillère de Petit de Beurre  ce qui semble incoherent pour une consommation aucours des 7 derniers jours, prière de verifier et corriger. Incohérence!! Dans ce ménage, chaque individus consomme par jour 18.40454 Kg  de cereale; Prière de revoir les quantités prises de ces produits. Incohérence!! Dans ce ménage, chaque individus consomme par jour 18.40454 Kg  de cereale; Prière de revoir les quantités prises de ces produits.</w:t>
+        <w:t>- Attention ! Le prix unitaire d'achat (1200 Fcfa) de Oignon frais en Kg (taille unique) est relativement élevé par rapport aux autres prix observés dans cette zone. Prière de corriger ou de confirmer avec le QG. Attention ! Le prix unitaire d'achat (25 Fcfa) de Aubergine sauvage  en Pièce (Petit) est relativement faible par rapport aux autres prix observés dans cette zone. Prière de corriger ou de confirmer avec le QG. Attention ! Le prix unitaire d'achat (50 Fcfa) de Aubergine   en Pièce (Moyen) est relativement faible par rapport aux autres prix observés dans cette zone. Prière de corriger ou de confirmer avec le QG. Attention ! Le prix unitaire d'achat (50 Fcfa) de Carotte en Pièce (Moyen) est relativement faible par rapport aux autres prix observés dans cette zone. Prière de corriger ou de confirmer avec le QG. Attention ! Le prix unitaire d'achat (50 Fcfa) de Choux en Morceau (Portion) (Moyen) est relativement faible par rapport aux autres prix observés dans cette zone. Prière de corriger ou de confirmer avec le QG. Attention ! Le prix unitaire d'achat (50 Fcfa) de Manioc en tubercules en Morceau (Portion) (Moyen) est relativement faible par rapport aux autres prix observés dans cette zone. Prière de corriger ou de confirmer avec le QG. Attention ! Le prix unitaire d'achat (50 Fcfa) de Soumbala (moutarde africaine) en Sachets (Moyen) est relativement faible par rapport aux autres prix observés dans cette zone. Prière de corriger ou de confirmer avec le QG. Avertissement!!! Le ménage a consommé 7 Paquet Moyen de Thé en sachet, cette quantité semble anormale pour une consommation des 7 derniers jours.Prière de corriger ou de confirmer avec le QG. Avertissement!! le prix unitaire (150 Fcfa) de Thé en sachet (unité: Paquet) de taille Moyen est très faible ou élevé. Prière de corriger ou de confirmer avec le QG. Avertissement!!!Le ménage a consommé 77 Cuillère de Petit de Beurre  ce qui semble incoherent pour une consommation aucours des 7 derniers jours, prière de verifier et corriger. Attention ! Le prix unitaire d'achat (1300 Fcfa) de Beurre en Pot (Moyen) est relativement élevé par rapport aux autres prix observés dans cette zone. Prière de corriger ou de confirmer avec le QG. Incohérence!! Dans ce ménage, chaque individus consomme par jour 33.9026 Kg  de cereale; Prière de revoir les quantités prises de ces produits. Incohérence!! Dans ce ménage, chaque individus consomme par jour 33.9026 Kg  de cereale; Prière de revoir les quantités prises de ces produits.</w:t>
       </w:r>
     </w:p>
     <w:p>
@@ -6769,7 +6688,7 @@
         <w:rPr>
           <w:sz w:val="20"/>
         </w:rPr>
-        <w:t xml:space="preserve">- La dernière fois que vous avez acheté Bois de chauffe ramassé/coupé (estimer la valeur) est Dans la rue et semble exister dans les modalités, prière de prendre attache avec le QG pour plus d'explication afin de la classer bien. </w:t>
+        <w:t xml:space="preserve">- La dernière fois que vous avez acheté Bois de chauffe ramassé/coupé (estimer la valeur) est Dans la brouse et semble exister dans les modalités, prière de prendre attache avec le QG pour plus d'explication afin de la classer bien. </w:t>
         <w:br/>
         <w:t>-  La dernière fois que vous avez acheté Frais de mouture des céréales est Moulin et semble exister dans les modalités, prière de prendre attache avec le QG pour plus d'explication afin de la classer bien.</w:t>
       </w:r>
@@ -7220,9 +7139,7 @@
         <w:rPr>
           <w:sz w:val="20"/>
         </w:rPr>
-        <w:t xml:space="preserve">- Incoherence! La mère de ADAMA NGOM est trop jeune ou vielle pour avoir ADAMA NGOM selon l'écart (13) d'âge entre lui et sa mère, prière de revoir l'âge de ADAMA NGOM ou de sa mère. Dans le cas contraire rassurez vous que c'est bien son fils/fille biologique. </w:t>
-        <w:br/>
-        <w:t>- Incoherence! SAMBA NGOM dispose d'un téléphone portable à s01q39, donc la raison évoquée ne peut pas être (ne dispose pas d'appareil).</w:t>
+        <w:t>- Incoherence! La mère de ADAMA NGOM est trop jeune ou vielle pour avoir ADAMA NGOM selon l'écart (13) d'âge entre lui et sa mère, prière de revoir l'âge de ADAMA NGOM ou de sa mère. Dans le cas contraire rassurez vous que c'est bien son fils/fille biologique.</w:t>
       </w:r>
     </w:p>
     <w:p>
@@ -7309,7 +7226,7 @@
         <w:rPr>
           <w:sz w:val="20"/>
         </w:rPr>
-        <w:t>- Avertissement!!! Le ménage a consommé 0.15 Kg taille unique de Café moulu, cette quantité semble anormale pour une consommation des 7 derniers jours. prière de corriger ou de confirmer avec le QG. Avertissement!!! Le ménage a consommé 13 Pièce Moyen de Capitaine frais, cette quantité semble anormale pour une consommation des 7 derniers jours.Prière de corriger ou de confirmer avec le QG. Avertissement!!! Le ménage a consommé 9 Morceau (Portion) Petit de Carpe séchée, cette quantité semble anormale pour une consommation des 7 derniers jours.Prière de corriger ou de confirmer avec le QG. Incohérence!! Dans ce ménage, chaque individus consomme par jour 21.33429 Kg  de cereale; Prière de revoir les quantités prises de ces produits. Incohérence!! Dans ce ménage, chaque individus consomme par jour 21.33429 Kg  de cereale; Prière de revoir les quantités prises de ces produits. Le prix d'achat unitaire (1000 Fcfa) de Sel en Sac (25 Kg) de taille taille unique est très faible, prière de regarder les reponses prises dans les questions s07bq07a s07bq07b s07bq07c s07bq08 pour mieux corriger.</w:t>
+        <w:t>- Attention ! Le prix unitaire d'achat (100 Fcfa) de Aubergine sauvage  en Pièce (Petit) est relativement élevé par rapport aux autres prix observés dans cette zone. Prière de corriger ou de confirmer avec le QG. Attention ! Le prix unitaire d'achat (333.3333 Fcfa) de Spaghettis en Paquet (Moyen) est relativement élevé par rapport aux autres prix observés dans cette zone. Prière de corriger ou de confirmer avec le QG. Attention ! Le prix unitaire d'achat (714.2857 Fcfa) de Sucre en poudre  en Kg (taille unique) est relativement élevé par rapport aux autres prix observés dans cette zone. Prière de corriger ou de confirmer avec le QG. Avertissement!!! Le ménage a consommé 0.15 Kg taille unique de Café moulu, cette quantité semble anormale pour une consommation des 7 derniers jours. prière de corriger ou de confirmer avec le QG. Avertissement!!! Le ménage a consommé 13 Pièce Moyen de Capitaine frais, cette quantité semble anormale pour une consommation des 7 derniers jours.Prière de corriger ou de confirmer avec le QG. Avertissement!!! Le ménage a consommé 9 Morceau (Portion) Petit de Carpe séchée, cette quantité semble anormale pour une consommation des 7 derniers jours.Prière de corriger ou de confirmer avec le QG. Incohérence!! Dans ce ménage, chaque individus consomme par jour 54.96571 Kg  de cereale; Prière de revoir les quantités prises de ces produits. Incohérence!! Dans ce ménage, chaque individus consomme par jour 54.96571 Kg  de cereale; Prière de revoir les quantités prises de ces produits. Le prix d'achat unitaire (1000 Fcfa) de Sel en Sac (25 Kg) de taille taille unique est très faible, prière de regarder les reponses prises dans les questions s07bq07a s07bq07b s07bq07c s07bq08 pour mieux corriger.</w:t>
       </w:r>
     </w:p>
     <w:p>
@@ -7904,7 +7821,7 @@
         <w:rPr>
           <w:sz w:val="20"/>
         </w:rPr>
-        <w:t>- Attention ! Le prix unitaire d'achat (25 Fcfa) de Poivre en Sachets (Petit) est relativement faible par rapport aux autres prix observés dans cette zone. Prière de corriger ou de confirmer avec le QG. Avertissement!!! Le ménage a consommé 20 Pièce Petit de Capitaine frais, cette quantité semble anormale pour une consommation des 7 derniers jours.Prière de corriger ou de confirmer avec le QG. Incohérence!! Dans ce ménage, chaque individus consomme par jour 71.30095 Kg  de cereale; Prière de revoir les quantités prises de ces produits. Incohérence!! Dans ce ménage, chaque individus consomme par jour 71.30095 Kg  de cereale; Prière de revoir les quantités prises de ces produits. Le prix d'achat unitaire (200 Fcfa) de Mil en Kg de taille  taille unique  est très faible, prière de regarder les reponses prises dans les questions s07bq07a s07bq07b s07bq07c s07bq08 pour mieux corriger. Le prix d'achat unitaire (1000 Fcfa) de Sel en Sac (25 Kg) de taille taille unique est très faible, prière de regarder les reponses prises dans les questions s07bq07a s07bq07b s07bq07c s07bq08 pour mieux corriger.</w:t>
+        <w:t>- Attention ! Le prix unitaire d'achat (25 Fcfa) de Poivre en Sachets (Petit) est relativement faible par rapport aux autres prix observés dans cette zone. Prière de corriger ou de confirmer avec le QG. Avertissement!!! Le ménage a consommé 20 Pièce Petit de Capitaine frais, cette quantité semble anormale pour une consommation des 7 derniers jours.Prière de corriger ou de confirmer avec le QG. Incohérence!! Dans ce ménage, chaque individus consomme par jour 127.0419 Kg  de cereale; Prière de revoir les quantités prises de ces produits. Incohérence!! Dans ce ménage, chaque individus consomme par jour 127.0419 Kg  de cereale; Prière de revoir les quantités prises de ces produits. Le prix d'achat unitaire (200 Fcfa) de Mil en Kg de taille  taille unique  est très faible, prière de regarder les reponses prises dans les questions s07bq07a s07bq07b s07bq07c s07bq08 pour mieux corriger. Le prix d'achat unitaire (1000 Fcfa) de Sel en Sac (25 Kg) de taille taille unique est très faible, prière de regarder les reponses prises dans les questions s07bq07a s07bq07b s07bq07c s07bq08 pour mieux corriger. Attention ! Soupçons de quantité anormale! Le ménage de DIOUMA  DIONE avec une taille de 3 personnes a consommé 21 Cuillère en Petit de Sel qui est relativement élevé comme consommation par rapport à la condition de vie des autres ménages de même taille dans cette zone. Prière de corriger ou de confirmer avec le QG.</w:t>
       </w:r>
     </w:p>
     <w:p>
@@ -8093,7 +8010,7 @@
         <w:rPr>
           <w:sz w:val="20"/>
         </w:rPr>
-        <w:t>- Avertissement! la valeur de l'achat (750 Fcfa) d'un Poules / poulets est trop petite ou élevée. Veuillez confirmer ces informations avec le QG ou apporter les corrections nécessaires. Attention ! Le ménage a acheté 2 Poules / poulets à 1500 donc un prix unitaire d'achat (750 Fcfa) qui  est relativement faible par rapport aux autres prix observés dans cette zone. Prière de corriger ou de confirmer avec le QG.</w:t>
+        <w:t>- Avertissement! la valeur de l'achat (750 Fcfa) d'un Poules / poulets est trop petite ou élevée. Veuillez confirmer ces informations avec le QG ou apporter les corrections nécessaires.</w:t>
       </w:r>
     </w:p>
     <w:p>
